--- a/docs/tecnica/01-manual-despliegue-operacion.docx
+++ b/docs/tecnica/01-manual-despliegue-operacion.docx
@@ -6897,6 +6897,152 @@
                 <w:szCs w:val="18"/>
               </w:rPr>
               <w:t xml:space="preserve"> sin credenciales, el ciudadano ve un botón de ingreso que falla.</w:t>
+            </w:r>
+          </w:p>
+        </w:tc>
+      </w:tr>
+      <w:tr>
+        <w:trPr>
+          <w:tblHeader w:val="false"/>
+        </w:trPr>
+        <w:tc>
+          <w:tcPr>
+            <w:tcW w:type="pct" w:w="50%"/>
+            <w:tcMar>
+              <w:top w:type="dxa" w:w="60"/>
+              <w:left w:type="dxa" w:w="100"/>
+              <w:bottom w:type="dxa" w:w="60"/>
+              <w:right w:type="dxa" w:w="100"/>
+            </w:tcMar>
+          </w:tcPr>
+          <w:p>
+            <w:pPr>
+              <w:spacing w:after="20" w:before="20"/>
+            </w:pPr>
+            <w:r>
+              <w:rPr>
+                <w:rFonts w:ascii="Consolas" w:cs="Consolas" w:eastAsia="Consolas" w:hAnsi="Consolas"/>
+                <w:b w:val="false"/>
+                <w:bCs w:val="false"/>
+                <w:color w:val="A31515"/>
+                <w:sz w:val="18"/>
+                <w:szCs w:val="18"/>
+              </w:rPr>
+              <w:t xml:space="preserve">CLAVEUNICA_MODE</w:t>
+            </w:r>
+          </w:p>
+        </w:tc>
+        <w:tc>
+          <w:tcPr>
+            <w:tcW w:type="pct" w:w="50%"/>
+            <w:tcMar>
+              <w:top w:type="dxa" w:w="60"/>
+              <w:left w:type="dxa" w:w="100"/>
+              <w:bottom w:type="dxa" w:w="60"/>
+              <w:right w:type="dxa" w:w="100"/>
+            </w:tcMar>
+          </w:tcPr>
+          <w:p>
+            <w:pPr>
+              <w:spacing w:after="20" w:before="20"/>
+            </w:pPr>
+            <w:r>
+              <w:rPr>
+                <w:b w:val="false"/>
+                <w:bCs w:val="false"/>
+                <w:sz w:val="18"/>
+                <w:szCs w:val="18"/>
+              </w:rPr>
+              <w:t xml:space="preserve">Debe estar presente y en `live` en producción.</w:t>
+            </w:r>
+            <w:r>
+              <w:rPr>
+                <w:b w:val="false"/>
+                <w:bCs w:val="false"/>
+                <w:sz w:val="18"/>
+                <w:szCs w:val="18"/>
+              </w:rPr>
+              <w:t xml:space="preserve"> Si falta, cae al default del </w:t>
+            </w:r>
+            <w:r>
+              <w:rPr>
+                <w:rFonts w:ascii="Consolas" w:cs="Consolas" w:eastAsia="Consolas" w:hAnsi="Consolas"/>
+                <w:b w:val="false"/>
+                <w:bCs w:val="false"/>
+                <w:color w:val="A31515"/>
+                <w:sz w:val="18"/>
+                <w:szCs w:val="18"/>
+              </w:rPr>
+              <w:t xml:space="preserve">config</w:t>
+            </w:r>
+            <w:r>
+              <w:rPr>
+                <w:b w:val="false"/>
+                <w:bCs w:val="false"/>
+                <w:sz w:val="18"/>
+                <w:szCs w:val="18"/>
+              </w:rPr>
+              <w:t xml:space="preserve">, que es </w:t>
+            </w:r>
+            <w:r>
+              <w:rPr>
+                <w:rFonts w:ascii="Consolas" w:cs="Consolas" w:eastAsia="Consolas" w:hAnsi="Consolas"/>
+                <w:b w:val="false"/>
+                <w:bCs w:val="false"/>
+                <w:color w:val="A31515"/>
+                <w:sz w:val="18"/>
+                <w:szCs w:val="18"/>
+              </w:rPr>
+              <w:t xml:space="preserve">mock</w:t>
+            </w:r>
+            <w:r>
+              <w:rPr>
+                <w:b w:val="false"/>
+                <w:bCs w:val="false"/>
+                <w:sz w:val="18"/>
+                <w:szCs w:val="18"/>
+              </w:rPr>
+              <w:t xml:space="preserve">. Con </w:t>
+            </w:r>
+            <w:r>
+              <w:rPr>
+                <w:rFonts w:ascii="Consolas" w:cs="Consolas" w:eastAsia="Consolas" w:hAnsi="Consolas"/>
+                <w:b w:val="false"/>
+                <w:bCs w:val="false"/>
+                <w:color w:val="A31515"/>
+                <w:sz w:val="18"/>
+                <w:szCs w:val="18"/>
+              </w:rPr>
+              <w:t xml:space="preserve">mock</w:t>
+            </w:r>
+            <w:r>
+              <w:rPr>
+                <w:b w:val="false"/>
+                <w:bCs w:val="false"/>
+                <w:sz w:val="18"/>
+                <w:szCs w:val="18"/>
+              </w:rPr>
+              <w:t xml:space="preserve">, la aplicación espera el simulador de identidad en lugar del proveedor real: si además se activa </w:t>
+            </w:r>
+            <w:r>
+              <w:rPr>
+                <w:rFonts w:ascii="Consolas" w:cs="Consolas" w:eastAsia="Consolas" w:hAnsi="Consolas"/>
+                <w:b w:val="false"/>
+                <w:bCs w:val="false"/>
+                <w:color w:val="A31515"/>
+                <w:sz w:val="18"/>
+                <w:szCs w:val="18"/>
+              </w:rPr>
+              <w:t xml:space="preserve">CLAVEUNICA_ENABLED</w:t>
+            </w:r>
+            <w:r>
+              <w:rPr>
+                <w:b w:val="false"/>
+                <w:bCs w:val="false"/>
+                <w:sz w:val="18"/>
+                <w:szCs w:val="18"/>
+              </w:rPr>
+              <w:t xml:space="preserve">, el ingreso ciudadano falla. Las rutas del simulador ya no se registran fuera de local y staging, pero la variable debe declararse igual.</w:t>
             </w:r>
           </w:p>
         </w:tc>
